--- a/Deliverables/Decision Brief.docx
+++ b/Deliverables/Decision Brief.docx
@@ -1,116 +1,87 @@
 
 <file path=word/document.xml><?xml version="1.0" encoding="utf-8"?>
-<w:document xmlns:wpc="http://schemas.microsoft.com/office/word/2010/wordprocessingCanvas" xmlns:cx="http://schemas.microsoft.com/office/drawing/2014/chartex" xmlns:cx1="http://schemas.microsoft.com/office/drawing/2015/9/8/chartex" xmlns:mc="http://schemas.openxmlformats.org/markup-compatibility/2006" xmlns:o="urn:schemas-microsoft-com:office:office" xmlns:r="http://schemas.openxmlformats.org/officeDocument/2006/relationships" xmlns:m="http://schemas.openxmlformats.org/officeDocument/2006/math" xmlns:v="urn:schemas-microsoft-com:vml" xmlns:wp14="http://schemas.microsoft.com/office/word/2010/wordprocessingDrawing" xmlns:wp="http://schemas.openxmlformats.org/drawingml/2006/wordprocessingDrawing" xmlns:w10="urn:schemas-microsoft-com:office:word" xmlns:w="http://schemas.openxmlformats.org/wordprocessingml/2006/main" xmlns:w14="http://schemas.microsoft.com/office/word/2010/wordml" xmlns:w15="http://schemas.microsoft.com/office/word/2012/wordml" xmlns:w16se="http://schemas.microsoft.com/office/word/2015/wordml/symex" xmlns:wpg="http://schemas.microsoft.com/office/word/2010/wordprocessingGroup" xmlns:wpi="http://schemas.microsoft.com/office/word/2010/wordprocessingInk" xmlns:wne="http://schemas.microsoft.com/office/word/2006/wordml" xmlns:wps="http://schemas.microsoft.com/office/word/2010/wordprocessingShape" mc:Ignorable="w14 w15 w16se wp14">
+<w:document xmlns:wpc="http://schemas.microsoft.com/office/word/2010/wordprocessingCanvas" xmlns:mc="http://schemas.openxmlformats.org/markup-compatibility/2006" xmlns:o="urn:schemas-microsoft-com:office:office" xmlns:r="http://schemas.openxmlformats.org/officeDocument/2006/relationships" xmlns:m="http://schemas.openxmlformats.org/officeDocument/2006/math" xmlns:v="urn:schemas-microsoft-com:vml" xmlns:wp14="http://schemas.microsoft.com/office/word/2010/wordprocessingDrawing" xmlns:wp="http://schemas.openxmlformats.org/drawingml/2006/wordprocessingDrawing" xmlns:w10="urn:schemas-microsoft-com:office:word" xmlns:w="http://schemas.openxmlformats.org/wordprocessingml/2006/main" xmlns:w14="http://schemas.microsoft.com/office/word/2010/wordml" xmlns:w15="http://schemas.microsoft.com/office/word/2012/wordml" xmlns:wpg="http://schemas.microsoft.com/office/word/2010/wordprocessingGroup" xmlns:wpi="http://schemas.microsoft.com/office/word/2010/wordprocessingInk" xmlns:wne="http://schemas.microsoft.com/office/word/2006/wordml" xmlns:wps="http://schemas.microsoft.com/office/word/2010/wordprocessingShape" mc:Ignorable="w14 w15 wp14">
   <w:body>
     <w:p>
-      <w:pPr>
-        <w:pStyle w:val="Heading1"/>
-        <w:jc w:val="center"/>
-      </w:pPr>
-      <w:r>
-        <w:t>Decisio</w:t>
-      </w:r>
-      <w:bookmarkStart w:id="0" w:name="_GoBack"/>
-      <w:bookmarkEnd w:id="0"/>
-      <w:r>
-        <w:t>n Brief</w:t>
-      </w:r>
-    </w:p>
-    <w:p/>
-    <w:p>
-      <w:pPr>
-        <w:pStyle w:val="Heading2"/>
-      </w:pPr>
-      <w:r>
+      <w:r>
+        <w:rPr>
+          <w:b/>
+          <w:sz w:val="32"/>
+        </w:rPr>
+        <w:t>Decision Brief</w:t>
+      </w:r>
+    </w:p>
+    <w:p>
+      <w:r>
+        <w:rPr>
+          <w:b/>
+          <w:sz w:val="24"/>
+        </w:rPr>
         <w:t>Executive Recommendation</w:t>
       </w:r>
     </w:p>
     <w:p>
       <w:r>
-        <w:t>B</w:t>
-      </w:r>
-      <w:r>
-        <w:t xml:space="preserve">uild the first version as a controlled decision workflow: weekly SKU-warehouse forecasts and reorder recommendations, plus daily exception monitoring. The system should recommend purchase intent, not create </w:t>
-      </w:r>
-      <w:r>
-        <w:t>purchase orders. Human approval remains mandatory before any PO is created.</w:t>
-      </w:r>
-    </w:p>
-    <w:p>
-      <w:r>
-        <w:t>As of 2026-06-30, baseline unconstrained demand is approximately 2,525 units over 30 days, 5,049 over 60 days, and 7,574 over 90 days. Warehouse A carries the largest demand share</w:t>
-      </w:r>
-      <w:r>
-        <w:t>, followed by Warehouse B and Warehouse C.</w:t>
-      </w:r>
-    </w:p>
-    <w:p>
-      <w:r>
-        <w:t>The validation scorecard supports using the challenger model for the planning forecast because it lowers average WMAPE and dollar-weighted error versus the baseline. Keep the baseline moving-average model as a co</w:t>
-      </w:r>
-      <w:r>
-        <w:t>ntrol and service-risk guardrail during the first operating cycles.</w:t>
-      </w:r>
-    </w:p>
-    <w:p/>
-    <w:p>
-      <w:pPr>
-        <w:pStyle w:val="Heading2"/>
-      </w:pPr>
-      <w:r>
+        <w:rPr>
+          <w:sz w:val="21"/>
+        </w:rPr>
+        <w:t>Build the first version as a controlled decision workflow: weekly SKU-warehouse forecasts and reorder recommendations, plus daily exception monitoring. The system should recommend purchase intent, not create purchase orders. Human approval remains mandatory before any PO is created.</w:t>
+      </w:r>
+    </w:p>
+    <w:p>
+      <w:r>
+        <w:rPr>
+          <w:sz w:val="21"/>
+        </w:rPr>
+        <w:t>As of 2026-06-30, unconstrained demand is forecast at approximately 2,958 units over 30 days, 5,913 over 60 days, and 8,866 over 90 days. Warehouse A carries the largest demand share, followed by Warehouse B and Warehouse C.</w:t>
+      </w:r>
+    </w:p>
+    <w:p>
+      <w:r>
+        <w:rPr>
+          <w:sz w:val="21"/>
+        </w:rPr>
+        <w:t>The validation scorecard supports using the challenger forecast for planning because it lowers WMAPE and dollar-weighted error versus the baseline. Because service-risk recall is mixed at some horizons, keep the baseline moving-average model as a control and shortage-risk guardrail during the first operating cycles.</w:t>
+      </w:r>
+    </w:p>
+    <w:p>
+      <w:r>
+        <w:rPr>
+          <w:b/>
+          <w:sz w:val="24"/>
+        </w:rPr>
         <w:t>Prioritized Actions</w:t>
       </w:r>
     </w:p>
     <w:p>
       <w:r>
-        <w:t>1</w:t>
-      </w:r>
-      <w:r>
-        <w:t xml:space="preserve">. </w:t>
-      </w:r>
-      <w:r>
-        <w:t>Approve two reorder lines now, subject to planner review:</w:t>
+        <w:rPr>
+          <w:sz w:val="21"/>
+        </w:rPr>
+        <w:t>1. Place six reorder lines into the approval queue for a total potential commitment of $37,364.76. Four lines are immediate shortage-driven priorities totaling $22,117.92; two additional lines are budget/container-fill recommendations totaling $15,246.84. All lines remain pending planner approval before PO creation.</w:t>
       </w:r>
     </w:p>
     <w:tbl>
       <w:tblPr>
-        <w:tblStyle w:val="TableGrid"/>
         <w:tblW w:w="0" w:type="auto"/>
-        <w:tblLook w:val="04A0" w:firstRow="1" w:lastRow="0" w:firstColumn="1" w:lastColumn="0" w:noHBand="0" w:noVBand="1"/>
+        <w:tblBorders>
+          <w:top w:val="single" w:sz="4"/>
+          <w:left w:val="single" w:sz="4"/>
+          <w:bottom w:val="single" w:sz="4"/>
+          <w:right w:val="single" w:sz="4"/>
+          <w:insideH w:val="single" w:sz="4"/>
+          <w:insideV w:val="single" w:sz="4"/>
+        </w:tblBorders>
       </w:tblPr>
-      <w:tblGrid>
-        <w:gridCol w:w="959"/>
-        <w:gridCol w:w="1043"/>
-        <w:gridCol w:w="1176"/>
-        <w:gridCol w:w="1533"/>
-        <w:gridCol w:w="578"/>
-        <w:gridCol w:w="1310"/>
-        <w:gridCol w:w="4332"/>
-      </w:tblGrid>
       <w:tr>
         <w:tc>
           <w:tcPr>
-            <w:tcW w:w="0" w:type="auto"/>
-            <w:hideMark/>
-          </w:tcPr>
-          <w:p>
-            <w:pPr>
-              <w:jc w:val="right"/>
-              <w:rPr>
-                <w:rFonts w:eastAsia="Times New Roman" w:cstheme="minorHAnsi"/>
-                <w:b/>
-                <w:bCs/>
-                <w:sz w:val="24"/>
-                <w:szCs w:val="24"/>
-              </w:rPr>
-            </w:pPr>
-            <w:r>
-              <w:rPr>
-                <w:rFonts w:eastAsia="Times New Roman" w:cstheme="minorHAnsi"/>
-                <w:b/>
-                <w:bCs/>
-                <w:sz w:val="24"/>
-                <w:szCs w:val="24"/>
+            <w:tcW w:w="2200" w:type="dxa"/>
+          </w:tcPr>
+          <w:p>
+            <w:r>
+              <w:rPr>
+                <w:sz w:val="21"/>
               </w:rPr>
               <w:t>Priority</w:t>
             </w:r>
@@ -118,27 +89,12 @@
         </w:tc>
         <w:tc>
           <w:tcPr>
-            <w:tcW w:w="0" w:type="auto"/>
-            <w:hideMark/>
-          </w:tcPr>
-          <w:p>
-            <w:pPr>
-              <w:jc w:val="center"/>
-              <w:rPr>
-                <w:rFonts w:eastAsia="Times New Roman" w:cstheme="minorHAnsi"/>
-                <w:b/>
-                <w:bCs/>
-                <w:sz w:val="24"/>
-                <w:szCs w:val="24"/>
-              </w:rPr>
-            </w:pPr>
-            <w:r>
-              <w:rPr>
-                <w:rFonts w:eastAsia="Times New Roman" w:cstheme="minorHAnsi"/>
-                <w:b/>
-                <w:bCs/>
-                <w:sz w:val="24"/>
-                <w:szCs w:val="24"/>
+            <w:tcW w:w="2200" w:type="dxa"/>
+          </w:tcPr>
+          <w:p>
+            <w:r>
+              <w:rPr>
+                <w:sz w:val="21"/>
               </w:rPr>
               <w:t>Supplier</w:t>
             </w:r>
@@ -146,27 +102,12 @@
         </w:tc>
         <w:tc>
           <w:tcPr>
-            <w:tcW w:w="0" w:type="auto"/>
-            <w:hideMark/>
-          </w:tcPr>
-          <w:p>
-            <w:pPr>
-              <w:jc w:val="center"/>
-              <w:rPr>
-                <w:rFonts w:eastAsia="Times New Roman" w:cstheme="minorHAnsi"/>
-                <w:b/>
-                <w:bCs/>
-                <w:sz w:val="24"/>
-                <w:szCs w:val="24"/>
-              </w:rPr>
-            </w:pPr>
-            <w:r>
-              <w:rPr>
-                <w:rFonts w:eastAsia="Times New Roman" w:cstheme="minorHAnsi"/>
-                <w:b/>
-                <w:bCs/>
-                <w:sz w:val="24"/>
-                <w:szCs w:val="24"/>
+            <w:tcW w:w="2200" w:type="dxa"/>
+          </w:tcPr>
+          <w:p>
+            <w:r>
+              <w:rPr>
+                <w:sz w:val="21"/>
               </w:rPr>
               <w:t>SKU</w:t>
             </w:r>
@@ -174,27 +115,12 @@
         </w:tc>
         <w:tc>
           <w:tcPr>
-            <w:tcW w:w="0" w:type="auto"/>
-            <w:hideMark/>
-          </w:tcPr>
-          <w:p>
-            <w:pPr>
-              <w:jc w:val="center"/>
-              <w:rPr>
-                <w:rFonts w:eastAsia="Times New Roman" w:cstheme="minorHAnsi"/>
-                <w:b/>
-                <w:bCs/>
-                <w:sz w:val="24"/>
-                <w:szCs w:val="24"/>
-              </w:rPr>
-            </w:pPr>
-            <w:r>
-              <w:rPr>
-                <w:rFonts w:eastAsia="Times New Roman" w:cstheme="minorHAnsi"/>
-                <w:b/>
-                <w:bCs/>
-                <w:sz w:val="24"/>
-                <w:szCs w:val="24"/>
+            <w:tcW w:w="2200" w:type="dxa"/>
+          </w:tcPr>
+          <w:p>
+            <w:r>
+              <w:rPr>
+                <w:sz w:val="21"/>
               </w:rPr>
               <w:t>Warehouse</w:t>
             </w:r>
@@ -202,57 +128,25 @@
         </w:tc>
         <w:tc>
           <w:tcPr>
-            <w:tcW w:w="0" w:type="auto"/>
-            <w:hideMark/>
-          </w:tcPr>
-          <w:p>
-            <w:pPr>
-              <w:jc w:val="right"/>
-              <w:rPr>
-                <w:rFonts w:eastAsia="Times New Roman" w:cstheme="minorHAnsi"/>
-                <w:b/>
-                <w:bCs/>
-                <w:sz w:val="24"/>
-                <w:szCs w:val="24"/>
-              </w:rPr>
-            </w:pPr>
-            <w:proofErr w:type="spellStart"/>
-            <w:r>
-              <w:rPr>
-                <w:rFonts w:eastAsia="Times New Roman" w:cstheme="minorHAnsi"/>
-                <w:b/>
-                <w:bCs/>
-                <w:sz w:val="24"/>
-                <w:szCs w:val="24"/>
+            <w:tcW w:w="2200" w:type="dxa"/>
+          </w:tcPr>
+          <w:p>
+            <w:r>
+              <w:rPr>
+                <w:sz w:val="21"/>
               </w:rPr>
               <w:t>Qty</w:t>
             </w:r>
-            <w:proofErr w:type="spellEnd"/>
-          </w:p>
-        </w:tc>
-        <w:tc>
-          <w:tcPr>
-            <w:tcW w:w="0" w:type="auto"/>
-            <w:hideMark/>
-          </w:tcPr>
-          <w:p>
-            <w:pPr>
-              <w:jc w:val="right"/>
-              <w:rPr>
-                <w:rFonts w:eastAsia="Times New Roman" w:cstheme="minorHAnsi"/>
-                <w:b/>
-                <w:bCs/>
-                <w:sz w:val="24"/>
-                <w:szCs w:val="24"/>
-              </w:rPr>
-            </w:pPr>
-            <w:r>
-              <w:rPr>
-                <w:rFonts w:eastAsia="Times New Roman" w:cstheme="minorHAnsi"/>
-                <w:b/>
-                <w:bCs/>
-                <w:sz w:val="24"/>
-                <w:szCs w:val="24"/>
+          </w:p>
+        </w:tc>
+        <w:tc>
+          <w:tcPr>
+            <w:tcW w:w="2200" w:type="dxa"/>
+          </w:tcPr>
+          <w:p>
+            <w:r>
+              <w:rPr>
+                <w:sz w:val="21"/>
               </w:rPr>
               <w:t>Cost</w:t>
             </w:r>
@@ -260,27 +154,12 @@
         </w:tc>
         <w:tc>
           <w:tcPr>
-            <w:tcW w:w="0" w:type="auto"/>
-            <w:hideMark/>
-          </w:tcPr>
-          <w:p>
-            <w:pPr>
-              <w:jc w:val="center"/>
-              <w:rPr>
-                <w:rFonts w:eastAsia="Times New Roman" w:cstheme="minorHAnsi"/>
-                <w:b/>
-                <w:bCs/>
-                <w:sz w:val="24"/>
-                <w:szCs w:val="24"/>
-              </w:rPr>
-            </w:pPr>
-            <w:r>
-              <w:rPr>
-                <w:rFonts w:eastAsia="Times New Roman" w:cstheme="minorHAnsi"/>
-                <w:b/>
-                <w:bCs/>
-                <w:sz w:val="24"/>
-                <w:szCs w:val="24"/>
+            <w:tcW w:w="2200" w:type="dxa"/>
+          </w:tcPr>
+          <w:p>
+            <w:r>
+              <w:rPr>
+                <w:sz w:val="21"/>
               </w:rPr>
               <w:t>Reason</w:t>
             </w:r>
@@ -290,23 +169,12 @@
       <w:tr>
         <w:tc>
           <w:tcPr>
-            <w:tcW w:w="0" w:type="auto"/>
-            <w:hideMark/>
-          </w:tcPr>
-          <w:p>
-            <w:pPr>
-              <w:jc w:val="right"/>
-              <w:rPr>
-                <w:rFonts w:eastAsia="Times New Roman" w:cstheme="minorHAnsi"/>
-                <w:sz w:val="24"/>
-                <w:szCs w:val="24"/>
-              </w:rPr>
-            </w:pPr>
-            <w:r>
-              <w:rPr>
-                <w:rFonts w:eastAsia="Times New Roman" w:cstheme="minorHAnsi"/>
-                <w:sz w:val="24"/>
-                <w:szCs w:val="24"/>
+            <w:tcW w:w="2200" w:type="dxa"/>
+          </w:tcPr>
+          <w:p>
+            <w:r>
+              <w:rPr>
+                <w:sz w:val="21"/>
               </w:rPr>
               <w:t>1</w:t>
             </w:r>
@@ -314,22 +182,12 @@
         </w:tc>
         <w:tc>
           <w:tcPr>
-            <w:tcW w:w="0" w:type="auto"/>
-            <w:hideMark/>
-          </w:tcPr>
-          <w:p>
-            <w:pPr>
-              <w:rPr>
-                <w:rFonts w:eastAsia="Times New Roman" w:cstheme="minorHAnsi"/>
-                <w:sz w:val="24"/>
-                <w:szCs w:val="24"/>
-              </w:rPr>
-            </w:pPr>
-            <w:r>
-              <w:rPr>
-                <w:rFonts w:eastAsia="Times New Roman" w:cstheme="minorHAnsi"/>
-                <w:sz w:val="24"/>
-                <w:szCs w:val="24"/>
+            <w:tcW w:w="2200" w:type="dxa"/>
+          </w:tcPr>
+          <w:p>
+            <w:r>
+              <w:rPr>
+                <w:sz w:val="21"/>
               </w:rPr>
               <w:t>SUP-023</w:t>
             </w:r>
@@ -337,22 +195,12 @@
         </w:tc>
         <w:tc>
           <w:tcPr>
-            <w:tcW w:w="0" w:type="auto"/>
-            <w:hideMark/>
-          </w:tcPr>
-          <w:p>
-            <w:pPr>
-              <w:rPr>
-                <w:rFonts w:eastAsia="Times New Roman" w:cstheme="minorHAnsi"/>
-                <w:sz w:val="24"/>
-                <w:szCs w:val="24"/>
-              </w:rPr>
-            </w:pPr>
-            <w:r>
-              <w:rPr>
-                <w:rFonts w:eastAsia="Times New Roman" w:cstheme="minorHAnsi"/>
-                <w:sz w:val="24"/>
-                <w:szCs w:val="24"/>
+            <w:tcW w:w="2200" w:type="dxa"/>
+          </w:tcPr>
+          <w:p>
+            <w:r>
+              <w:rPr>
+                <w:sz w:val="21"/>
               </w:rPr>
               <w:t>BRA-0021</w:t>
             </w:r>
@@ -360,22 +208,12 @@
         </w:tc>
         <w:tc>
           <w:tcPr>
-            <w:tcW w:w="0" w:type="auto"/>
-            <w:hideMark/>
-          </w:tcPr>
-          <w:p>
-            <w:pPr>
-              <w:rPr>
-                <w:rFonts w:eastAsia="Times New Roman" w:cstheme="minorHAnsi"/>
-                <w:sz w:val="24"/>
-                <w:szCs w:val="24"/>
-              </w:rPr>
-            </w:pPr>
-            <w:r>
-              <w:rPr>
-                <w:rFonts w:eastAsia="Times New Roman" w:cstheme="minorHAnsi"/>
-                <w:sz w:val="24"/>
-                <w:szCs w:val="24"/>
+            <w:tcW w:w="2200" w:type="dxa"/>
+          </w:tcPr>
+          <w:p>
+            <w:r>
+              <w:rPr>
+                <w:sz w:val="21"/>
               </w:rPr>
               <w:t>Warehouse C</w:t>
             </w:r>
@@ -383,23 +221,12 @@
         </w:tc>
         <w:tc>
           <w:tcPr>
-            <w:tcW w:w="0" w:type="auto"/>
-            <w:hideMark/>
-          </w:tcPr>
-          <w:p>
-            <w:pPr>
-              <w:jc w:val="right"/>
-              <w:rPr>
-                <w:rFonts w:eastAsia="Times New Roman" w:cstheme="minorHAnsi"/>
-                <w:sz w:val="24"/>
-                <w:szCs w:val="24"/>
-              </w:rPr>
-            </w:pPr>
-            <w:r>
-              <w:rPr>
-                <w:rFonts w:eastAsia="Times New Roman" w:cstheme="minorHAnsi"/>
-                <w:sz w:val="24"/>
-                <w:szCs w:val="24"/>
+            <w:tcW w:w="2200" w:type="dxa"/>
+          </w:tcPr>
+          <w:p>
+            <w:r>
+              <w:rPr>
+                <w:sz w:val="21"/>
               </w:rPr>
               <w:t>96</w:t>
             </w:r>
@@ -407,23 +234,12 @@
         </w:tc>
         <w:tc>
           <w:tcPr>
-            <w:tcW w:w="0" w:type="auto"/>
-            <w:hideMark/>
-          </w:tcPr>
-          <w:p>
-            <w:pPr>
-              <w:jc w:val="right"/>
-              <w:rPr>
-                <w:rFonts w:eastAsia="Times New Roman" w:cstheme="minorHAnsi"/>
-                <w:sz w:val="24"/>
-                <w:szCs w:val="24"/>
-              </w:rPr>
-            </w:pPr>
-            <w:r>
-              <w:rPr>
-                <w:rFonts w:eastAsia="Times New Roman" w:cstheme="minorHAnsi"/>
-                <w:sz w:val="24"/>
-                <w:szCs w:val="24"/>
+            <w:tcW w:w="2200" w:type="dxa"/>
+          </w:tcPr>
+          <w:p>
+            <w:r>
+              <w:rPr>
+                <w:sz w:val="21"/>
               </w:rPr>
               <w:t>$13,349.76</w:t>
             </w:r>
@@ -431,24 +247,14 @@
         </w:tc>
         <w:tc>
           <w:tcPr>
-            <w:tcW w:w="0" w:type="auto"/>
-            <w:hideMark/>
-          </w:tcPr>
-          <w:p>
-            <w:pPr>
-              <w:rPr>
-                <w:rFonts w:eastAsia="Times New Roman" w:cstheme="minorHAnsi"/>
-                <w:sz w:val="24"/>
-                <w:szCs w:val="24"/>
-              </w:rPr>
-            </w:pPr>
-            <w:r>
-              <w:rPr>
-                <w:rFonts w:eastAsia="Times New Roman" w:cstheme="minorHAnsi"/>
-                <w:sz w:val="24"/>
-                <w:szCs w:val="24"/>
-              </w:rPr>
-              <w:t>90-day shortage after inventory/open POs</w:t>
+            <w:tcW w:w="2200" w:type="dxa"/>
+          </w:tcPr>
+          <w:p>
+            <w:r>
+              <w:rPr>
+                <w:sz w:val="21"/>
+              </w:rPr>
+              <w:t>Urgent 90-day shortage after inventory/open POs</w:t>
             </w:r>
           </w:p>
         </w:tc>
@@ -456,23 +262,12 @@
       <w:tr>
         <w:tc>
           <w:tcPr>
-            <w:tcW w:w="0" w:type="auto"/>
-            <w:hideMark/>
-          </w:tcPr>
-          <w:p>
-            <w:pPr>
-              <w:jc w:val="right"/>
-              <w:rPr>
-                <w:rFonts w:eastAsia="Times New Roman" w:cstheme="minorHAnsi"/>
-                <w:sz w:val="24"/>
-                <w:szCs w:val="24"/>
-              </w:rPr>
-            </w:pPr>
-            <w:r>
-              <w:rPr>
-                <w:rFonts w:eastAsia="Times New Roman" w:cstheme="minorHAnsi"/>
-                <w:sz w:val="24"/>
-                <w:szCs w:val="24"/>
+            <w:tcW w:w="2200" w:type="dxa"/>
+          </w:tcPr>
+          <w:p>
+            <w:r>
+              <w:rPr>
+                <w:sz w:val="21"/>
               </w:rPr>
               <w:t>2</w:t>
             </w:r>
@@ -480,22 +275,12 @@
         </w:tc>
         <w:tc>
           <w:tcPr>
-            <w:tcW w:w="0" w:type="auto"/>
-            <w:hideMark/>
-          </w:tcPr>
-          <w:p>
-            <w:pPr>
-              <w:rPr>
-                <w:rFonts w:eastAsia="Times New Roman" w:cstheme="minorHAnsi"/>
-                <w:sz w:val="24"/>
-                <w:szCs w:val="24"/>
-              </w:rPr>
-            </w:pPr>
-            <w:r>
-              <w:rPr>
-                <w:rFonts w:eastAsia="Times New Roman" w:cstheme="minorHAnsi"/>
-                <w:sz w:val="24"/>
-                <w:szCs w:val="24"/>
+            <w:tcW w:w="2200" w:type="dxa"/>
+          </w:tcPr>
+          <w:p>
+            <w:r>
+              <w:rPr>
+                <w:sz w:val="21"/>
               </w:rPr>
               <w:t>SUP-015</w:t>
             </w:r>
@@ -503,22 +288,12 @@
         </w:tc>
         <w:tc>
           <w:tcPr>
-            <w:tcW w:w="0" w:type="auto"/>
-            <w:hideMark/>
-          </w:tcPr>
-          <w:p>
-            <w:pPr>
-              <w:rPr>
-                <w:rFonts w:eastAsia="Times New Roman" w:cstheme="minorHAnsi"/>
-                <w:sz w:val="24"/>
-                <w:szCs w:val="24"/>
-              </w:rPr>
-            </w:pPr>
-            <w:r>
-              <w:rPr>
-                <w:rFonts w:eastAsia="Times New Roman" w:cstheme="minorHAnsi"/>
-                <w:sz w:val="24"/>
-                <w:szCs w:val="24"/>
+            <w:tcW w:w="2200" w:type="dxa"/>
+          </w:tcPr>
+          <w:p>
+            <w:r>
+              <w:rPr>
+                <w:sz w:val="21"/>
               </w:rPr>
               <w:t>BRA-0002</w:t>
             </w:r>
@@ -526,22 +301,12 @@
         </w:tc>
         <w:tc>
           <w:tcPr>
-            <w:tcW w:w="0" w:type="auto"/>
-            <w:hideMark/>
-          </w:tcPr>
-          <w:p>
-            <w:pPr>
-              <w:rPr>
-                <w:rFonts w:eastAsia="Times New Roman" w:cstheme="minorHAnsi"/>
-                <w:sz w:val="24"/>
-                <w:szCs w:val="24"/>
-              </w:rPr>
-            </w:pPr>
-            <w:r>
-              <w:rPr>
-                <w:rFonts w:eastAsia="Times New Roman" w:cstheme="minorHAnsi"/>
-                <w:sz w:val="24"/>
-                <w:szCs w:val="24"/>
+            <w:tcW w:w="2200" w:type="dxa"/>
+          </w:tcPr>
+          <w:p>
+            <w:r>
+              <w:rPr>
+                <w:sz w:val="21"/>
               </w:rPr>
               <w:t>Warehouse A</w:t>
             </w:r>
@@ -549,23 +314,12 @@
         </w:tc>
         <w:tc>
           <w:tcPr>
-            <w:tcW w:w="0" w:type="auto"/>
-            <w:hideMark/>
-          </w:tcPr>
-          <w:p>
-            <w:pPr>
-              <w:jc w:val="right"/>
-              <w:rPr>
-                <w:rFonts w:eastAsia="Times New Roman" w:cstheme="minorHAnsi"/>
-                <w:sz w:val="24"/>
-                <w:szCs w:val="24"/>
-              </w:rPr>
-            </w:pPr>
-            <w:r>
-              <w:rPr>
-                <w:rFonts w:eastAsia="Times New Roman" w:cstheme="minorHAnsi"/>
-                <w:sz w:val="24"/>
-                <w:szCs w:val="24"/>
+            <w:tcW w:w="2200" w:type="dxa"/>
+          </w:tcPr>
+          <w:p>
+            <w:r>
+              <w:rPr>
+                <w:sz w:val="21"/>
               </w:rPr>
               <w:t>24</w:t>
             </w:r>
@@ -573,23 +327,12 @@
         </w:tc>
         <w:tc>
           <w:tcPr>
-            <w:tcW w:w="0" w:type="auto"/>
-            <w:hideMark/>
-          </w:tcPr>
-          <w:p>
-            <w:pPr>
-              <w:jc w:val="right"/>
-              <w:rPr>
-                <w:rFonts w:eastAsia="Times New Roman" w:cstheme="minorHAnsi"/>
-                <w:sz w:val="24"/>
-                <w:szCs w:val="24"/>
-              </w:rPr>
-            </w:pPr>
-            <w:r>
-              <w:rPr>
-                <w:rFonts w:eastAsia="Times New Roman" w:cstheme="minorHAnsi"/>
-                <w:sz w:val="24"/>
-                <w:szCs w:val="24"/>
+            <w:tcW w:w="2200" w:type="dxa"/>
+          </w:tcPr>
+          <w:p>
+            <w:r>
+              <w:rPr>
+                <w:sz w:val="21"/>
               </w:rPr>
               <w:t>$488.16</w:t>
             </w:r>
@@ -597,213 +340,533 @@
         </w:tc>
         <w:tc>
           <w:tcPr>
-            <w:tcW w:w="0" w:type="auto"/>
-            <w:hideMark/>
-          </w:tcPr>
-          <w:p>
-            <w:pPr>
-              <w:rPr>
-                <w:rFonts w:eastAsia="Times New Roman" w:cstheme="minorHAnsi"/>
-                <w:sz w:val="24"/>
-                <w:szCs w:val="24"/>
-              </w:rPr>
-            </w:pPr>
-            <w:r>
-              <w:rPr>
-                <w:rFonts w:eastAsia="Times New Roman" w:cstheme="minorHAnsi"/>
-                <w:sz w:val="24"/>
-                <w:szCs w:val="24"/>
-              </w:rPr>
-              <w:t>30/60/90-day shortage risk</w:t>
+            <w:tcW w:w="2200" w:type="dxa"/>
+          </w:tcPr>
+          <w:p>
+            <w:r>
+              <w:rPr>
+                <w:sz w:val="21"/>
+              </w:rPr>
+              <w:t>Urgent 30/60/90-day shortage risk</w:t>
+            </w:r>
+          </w:p>
+        </w:tc>
+      </w:tr>
+      <w:tr>
+        <w:tc>
+          <w:tcPr>
+            <w:tcW w:w="2200" w:type="dxa"/>
+          </w:tcPr>
+          <w:p>
+            <w:r>
+              <w:rPr>
+                <w:sz w:val="21"/>
+              </w:rPr>
+              <w:t>3</w:t>
+            </w:r>
+          </w:p>
+        </w:tc>
+        <w:tc>
+          <w:tcPr>
+            <w:tcW w:w="2200" w:type="dxa"/>
+          </w:tcPr>
+          <w:p>
+            <w:r>
+              <w:rPr>
+                <w:sz w:val="21"/>
+              </w:rPr>
+              <w:t>SUP-023</w:t>
+            </w:r>
+          </w:p>
+        </w:tc>
+        <w:tc>
+          <w:tcPr>
+            <w:tcW w:w="2200" w:type="dxa"/>
+          </w:tcPr>
+          <w:p>
+            <w:r>
+              <w:rPr>
+                <w:sz w:val="21"/>
+              </w:rPr>
+              <w:t>BRA-0071</w:t>
+            </w:r>
+          </w:p>
+        </w:tc>
+        <w:tc>
+          <w:tcPr>
+            <w:tcW w:w="2200" w:type="dxa"/>
+          </w:tcPr>
+          <w:p>
+            <w:r>
+              <w:rPr>
+                <w:sz w:val="21"/>
+              </w:rPr>
+              <w:t>Warehouse B</w:t>
+            </w:r>
+          </w:p>
+        </w:tc>
+        <w:tc>
+          <w:tcPr>
+            <w:tcW w:w="2200" w:type="dxa"/>
+          </w:tcPr>
+          <w:p>
+            <w:r>
+              <w:rPr>
+                <w:sz w:val="21"/>
+              </w:rPr>
+              <w:t>108</w:t>
+            </w:r>
+          </w:p>
+        </w:tc>
+        <w:tc>
+          <w:tcPr>
+            <w:tcW w:w="2200" w:type="dxa"/>
+          </w:tcPr>
+          <w:p>
+            <w:r>
+              <w:rPr>
+                <w:sz w:val="21"/>
+              </w:rPr>
+              <w:t>$3,538.08</w:t>
+            </w:r>
+          </w:p>
+        </w:tc>
+        <w:tc>
+          <w:tcPr>
+            <w:tcW w:w="2200" w:type="dxa"/>
+          </w:tcPr>
+          <w:p>
+            <w:r>
+              <w:rPr>
+                <w:sz w:val="21"/>
+              </w:rPr>
+              <w:t>Urgent lead-time coverage risk</w:t>
+            </w:r>
+          </w:p>
+        </w:tc>
+      </w:tr>
+      <w:tr>
+        <w:tc>
+          <w:tcPr>
+            <w:tcW w:w="2200" w:type="dxa"/>
+          </w:tcPr>
+          <w:p>
+            <w:r>
+              <w:rPr>
+                <w:sz w:val="21"/>
+              </w:rPr>
+              <w:t>4</w:t>
+            </w:r>
+          </w:p>
+        </w:tc>
+        <w:tc>
+          <w:tcPr>
+            <w:tcW w:w="2200" w:type="dxa"/>
+          </w:tcPr>
+          <w:p>
+            <w:r>
+              <w:rPr>
+                <w:sz w:val="21"/>
+              </w:rPr>
+              <w:t>SUP-015</w:t>
+            </w:r>
+          </w:p>
+        </w:tc>
+        <w:tc>
+          <w:tcPr>
+            <w:tcW w:w="2200" w:type="dxa"/>
+          </w:tcPr>
+          <w:p>
+            <w:r>
+              <w:rPr>
+                <w:sz w:val="21"/>
+              </w:rPr>
+              <w:t>BRA-0027</w:t>
+            </w:r>
+          </w:p>
+        </w:tc>
+        <w:tc>
+          <w:tcPr>
+            <w:tcW w:w="2200" w:type="dxa"/>
+          </w:tcPr>
+          <w:p>
+            <w:r>
+              <w:rPr>
+                <w:sz w:val="21"/>
+              </w:rPr>
+              <w:t>Warehouse B</w:t>
+            </w:r>
+          </w:p>
+        </w:tc>
+        <w:tc>
+          <w:tcPr>
+            <w:tcW w:w="2200" w:type="dxa"/>
+          </w:tcPr>
+          <w:p>
+            <w:r>
+              <w:rPr>
+                <w:sz w:val="21"/>
+              </w:rPr>
+              <w:t>144</w:t>
+            </w:r>
+          </w:p>
+        </w:tc>
+        <w:tc>
+          <w:tcPr>
+            <w:tcW w:w="2200" w:type="dxa"/>
+          </w:tcPr>
+          <w:p>
+            <w:r>
+              <w:rPr>
+                <w:sz w:val="21"/>
+              </w:rPr>
+              <w:t>$4,741.92</w:t>
+            </w:r>
+          </w:p>
+        </w:tc>
+        <w:tc>
+          <w:tcPr>
+            <w:tcW w:w="2200" w:type="dxa"/>
+          </w:tcPr>
+          <w:p>
+            <w:r>
+              <w:rPr>
+                <w:sz w:val="21"/>
+              </w:rPr>
+              <w:t>Urgent lead-time coverage risk</w:t>
+            </w:r>
+          </w:p>
+        </w:tc>
+      </w:tr>
+      <w:tr>
+        <w:tc>
+          <w:tcPr>
+            <w:tcW w:w="2200" w:type="dxa"/>
+          </w:tcPr>
+          <w:p>
+            <w:r>
+              <w:rPr>
+                <w:sz w:val="21"/>
+              </w:rPr>
+              <w:t>5</w:t>
+            </w:r>
+          </w:p>
+        </w:tc>
+        <w:tc>
+          <w:tcPr>
+            <w:tcW w:w="2200" w:type="dxa"/>
+          </w:tcPr>
+          <w:p>
+            <w:r>
+              <w:rPr>
+                <w:sz w:val="21"/>
+              </w:rPr>
+              <w:t>SUP-015</w:t>
+            </w:r>
+          </w:p>
+        </w:tc>
+        <w:tc>
+          <w:tcPr>
+            <w:tcW w:w="2200" w:type="dxa"/>
+          </w:tcPr>
+          <w:p>
+            <w:r>
+              <w:rPr>
+                <w:sz w:val="21"/>
+              </w:rPr>
+              <w:t>BRA-0052</w:t>
+            </w:r>
+          </w:p>
+        </w:tc>
+        <w:tc>
+          <w:tcPr>
+            <w:tcW w:w="2200" w:type="dxa"/>
+          </w:tcPr>
+          <w:p>
+            <w:r>
+              <w:rPr>
+                <w:sz w:val="21"/>
+              </w:rPr>
+              <w:t>Warehouse A</w:t>
+            </w:r>
+          </w:p>
+        </w:tc>
+        <w:tc>
+          <w:tcPr>
+            <w:tcW w:w="2200" w:type="dxa"/>
+          </w:tcPr>
+          <w:p>
+            <w:r>
+              <w:rPr>
+                <w:sz w:val="21"/>
+              </w:rPr>
+              <w:t>132</w:t>
+            </w:r>
+          </w:p>
+        </w:tc>
+        <w:tc>
+          <w:tcPr>
+            <w:tcW w:w="2200" w:type="dxa"/>
+          </w:tcPr>
+          <w:p>
+            <w:r>
+              <w:rPr>
+                <w:sz w:val="21"/>
+              </w:rPr>
+              <w:t>$12,868.68</w:t>
+            </w:r>
+          </w:p>
+        </w:tc>
+        <w:tc>
+          <w:tcPr>
+            <w:tcW w:w="2200" w:type="dxa"/>
+          </w:tcPr>
+          <w:p>
+            <w:r>
+              <w:rPr>
+                <w:sz w:val="21"/>
+              </w:rPr>
+              <w:t>Budget/container-fill buy within cover policy</w:t>
+            </w:r>
+          </w:p>
+        </w:tc>
+      </w:tr>
+      <w:tr>
+        <w:tc>
+          <w:tcPr>
+            <w:tcW w:w="2200" w:type="dxa"/>
+          </w:tcPr>
+          <w:p>
+            <w:r>
+              <w:rPr>
+                <w:sz w:val="21"/>
+              </w:rPr>
+              <w:t>6</w:t>
+            </w:r>
+          </w:p>
+        </w:tc>
+        <w:tc>
+          <w:tcPr>
+            <w:tcW w:w="2200" w:type="dxa"/>
+          </w:tcPr>
+          <w:p>
+            <w:r>
+              <w:rPr>
+                <w:sz w:val="21"/>
+              </w:rPr>
+              <w:t>SUP-015</w:t>
+            </w:r>
+          </w:p>
+        </w:tc>
+        <w:tc>
+          <w:tcPr>
+            <w:tcW w:w="2200" w:type="dxa"/>
+          </w:tcPr>
+          <w:p>
+            <w:r>
+              <w:rPr>
+                <w:sz w:val="21"/>
+              </w:rPr>
+              <w:t>BRA-0077</w:t>
+            </w:r>
+          </w:p>
+        </w:tc>
+        <w:tc>
+          <w:tcPr>
+            <w:tcW w:w="2200" w:type="dxa"/>
+          </w:tcPr>
+          <w:p>
+            <w:r>
+              <w:rPr>
+                <w:sz w:val="21"/>
+              </w:rPr>
+              <w:t>Warehouse A</w:t>
+            </w:r>
+          </w:p>
+        </w:tc>
+        <w:tc>
+          <w:tcPr>
+            <w:tcW w:w="2200" w:type="dxa"/>
+          </w:tcPr>
+          <w:p>
+            <w:r>
+              <w:rPr>
+                <w:sz w:val="21"/>
+              </w:rPr>
+              <w:t>72</w:t>
+            </w:r>
+          </w:p>
+        </w:tc>
+        <w:tc>
+          <w:tcPr>
+            <w:tcW w:w="2200" w:type="dxa"/>
+          </w:tcPr>
+          <w:p>
+            <w:r>
+              <w:rPr>
+                <w:sz w:val="21"/>
+              </w:rPr>
+              <w:t>$2,378.16</w:t>
+            </w:r>
+          </w:p>
+        </w:tc>
+        <w:tc>
+          <w:tcPr>
+            <w:tcW w:w="2200" w:type="dxa"/>
+          </w:tcPr>
+          <w:p>
+            <w:r>
+              <w:rPr>
+                <w:sz w:val="21"/>
+              </w:rPr>
+              <w:t>Budget/container-fill buy within cover policy</w:t>
             </w:r>
           </w:p>
         </w:tc>
       </w:tr>
     </w:tbl>
-    <w:p/>
-    <w:p>
-      <w:r>
-        <w:t>Total commitment is $13,837.92, well below the $500,000 limit. The recommendation uses both container slots under the ca</w:t>
-      </w:r>
-      <w:r>
-        <w:t>se assumption that each supplier grouping consumes one inbound container slot.</w:t>
-      </w:r>
-    </w:p>
-    <w:p/>
-    <w:p>
-      <w:r>
-        <w:t>2. Monitor deferred demand:</w:t>
-      </w:r>
-    </w:p>
-    <w:p>
-      <w:r>
-        <w:t xml:space="preserve">Supplier | SKU | Warehouse | MOQ </w:t>
-      </w:r>
-      <w:proofErr w:type="spellStart"/>
-      <w:r>
-        <w:t>Qty</w:t>
-      </w:r>
-      <w:proofErr w:type="spellEnd"/>
-      <w:r>
-        <w:t xml:space="preserve"> | Cost | Reason</w:t>
-      </w:r>
-    </w:p>
-    <w:p>
-      <w:r>
-        <w:t>SUP-007 | BRA-0058 | Warehouse B | 60 | $10,736.40 | Needs replenishment but exceeds two-suppl</w:t>
-      </w:r>
-      <w:r>
-        <w:t>ier/container assumption</w:t>
-      </w:r>
-    </w:p>
-    <w:p>
-      <w:r>
-        <w:t>If mixed-supplier consolidation is operationally allowed, approve BRA-0058 too.</w:t>
-      </w:r>
-    </w:p>
-    <w:p/>
-    <w:p>
-      <w:r>
-        <w:t xml:space="preserve">3. Start daily exceptions for projected </w:t>
-      </w:r>
-      <w:proofErr w:type="spellStart"/>
-      <w:r>
-        <w:t>stockout</w:t>
-      </w:r>
-      <w:proofErr w:type="spellEnd"/>
-      <w:r>
-        <w:t>, stale/negative inventory, delayed inbound, discontinued stock, MOQ conflict, budget/container breac</w:t>
-      </w:r>
-      <w:r>
-        <w:t>h, and missing promo lift.</w:t>
-      </w:r>
-    </w:p>
-    <w:p/>
-    <w:p>
-      <w:r>
-        <w:t xml:space="preserve">4. Before the major promotion in four weeks, obtain confirmed promoted SKUs/groups and lift assumptions. The current dataset does not include a future promotion calendar, so promo demand has not been added to the reorder </w:t>
-      </w:r>
-      <w:r>
-        <w:t>quantities.</w:t>
-      </w:r>
-    </w:p>
-    <w:p/>
-    <w:p>
-      <w:pPr>
-        <w:pStyle w:val="Heading2"/>
-      </w:pPr>
-      <w:r>
+    <w:p>
+      <w:r>
+        <w:rPr>
+          <w:sz w:val="21"/>
+        </w:rPr>
+        <w:t>The recommendation uses both container slots under the documented case assumption that each selected supplier grouping consumes one inbound container slot. The remaining $462,635.24 budget is not forced into purchases because budget is a ceiling, not a spend target; additional buys would require stronger demand, overstock, volume, and consolidation evidence.</w:t>
+      </w:r>
+    </w:p>
+    <w:p>
+      <w:r>
+        <w:rPr>
+          <w:sz w:val="21"/>
+        </w:rPr>
+        <w:t>2. Start daily exceptions for projected stockout, stale or negative inventory, delayed inbound, discontinued stock, MOQ conflict, budget/container breach, missing promo lift, and any source conflict that changes the buy/no-buy decision.</w:t>
+      </w:r>
+    </w:p>
+    <w:p>
+      <w:r>
+        <w:rPr>
+          <w:sz w:val="21"/>
+        </w:rPr>
+        <w:t>3. Before the major promotion in four weeks, obtain confirmed promoted SKUs/groups and lift assumptions. The current dataset does not include a future promotion calendar, so promo demand has not been automatically added to reorder quantities.</w:t>
+      </w:r>
+    </w:p>
+    <w:p>
+      <w:r>
+        <w:rPr>
+          <w:b/>
+          <w:sz w:val="24"/>
+        </w:rPr>
+        <w:t>Key Data Audit Findings</w:t>
+      </w:r>
+    </w:p>
+    <w:p>
+      <w:r>
+        <w:rPr>
+          <w:sz w:val="21"/>
+        </w:rPr>
+        <w:t>The audit quantified decision-relevant defects: 92,388 missing SKU-warehouse-day sales panel combinations, 32 stockout-censored sales rows, 2,593 return rows, 11 negative inventory rows, 5 duplicate inventory rows after warehouse normalization, 1 legacy warehouse naming issue, 377 delayed received POs, 126 open/partially received POs, 14 missing promotion lift estimates, and mixed product lifecycle statuses: 78 active, 5 discontinued, and 117 planned SKUs.</w:t>
+      </w:r>
+    </w:p>
+    <w:p>
+      <w:r>
+        <w:rPr>
+          <w:b/>
+          <w:sz w:val="24"/>
+        </w:rPr>
         <w:t>Risks</w:t>
       </w:r>
     </w:p>
     <w:p>
       <w:r>
-        <w:t>•</w:t>
-      </w:r>
-      <w:r>
-        <w:t xml:space="preserve"> </w:t>
-      </w:r>
-      <w:proofErr w:type="spellStart"/>
-      <w:r>
-        <w:t>Stockout</w:t>
-      </w:r>
-      <w:proofErr w:type="spellEnd"/>
-      <w:r>
-        <w:t xml:space="preserve">-censored sales likely understate true demand, especially where zero-sales </w:t>
-      </w:r>
-      <w:proofErr w:type="spellStart"/>
-      <w:r>
-        <w:t>stockout</w:t>
-      </w:r>
-      <w:proofErr w:type="spellEnd"/>
-      <w:r>
-        <w:t xml:space="preserve"> days are absent.</w:t>
-      </w:r>
-    </w:p>
-    <w:p>
-      <w:r>
-        <w:lastRenderedPageBreak/>
-        <w:t>• Inventory quality issues include stale snapshots, negative balances, duplicates, and a legacy warehouse name.</w:t>
-      </w:r>
-    </w:p>
-    <w:p>
-      <w:r>
-        <w:t xml:space="preserve">• Lead times </w:t>
-      </w:r>
-      <w:r>
-        <w:t>are uncertain: actual lead times range from 18 to 109 days, so stated ETA alone is not reliable.</w:t>
-      </w:r>
-    </w:p>
-    <w:p>
-      <w:r>
-        <w:t xml:space="preserve">• MOQ and container capacity are not explicitly supplied. MOQ is </w:t>
-      </w:r>
-      <w:proofErr w:type="spellStart"/>
-      <w:r>
-        <w:t>proxied</w:t>
-      </w:r>
-      <w:proofErr w:type="spellEnd"/>
-      <w:r>
-        <w:t xml:space="preserve"> from historical PO minimums; container limit is treated as two supplier groupings.</w:t>
-      </w:r>
-    </w:p>
-    <w:p>
-      <w:r>
-        <w:t>• P</w:t>
-      </w:r>
-      <w:r>
-        <w:t>lanned SKUs have no sales history and require manual launch assumptions.</w:t>
-      </w:r>
-    </w:p>
-    <w:p/>
-    <w:p>
-      <w:pPr>
-        <w:pStyle w:val="Heading2"/>
-      </w:pPr>
-      <w:r>
+        <w:rPr>
+          <w:sz w:val="21"/>
+        </w:rPr>
+        <w:t>- Stockout-censored sales can understate true demand if not imputed.</w:t>
+      </w:r>
+    </w:p>
+    <w:p>
+      <w:r>
+        <w:rPr>
+          <w:sz w:val="21"/>
+        </w:rPr>
+        <w:t>- Lead times are uncertain; actual received POs were delayed in 60.5% of received records.</w:t>
+      </w:r>
+    </w:p>
+    <w:p>
+      <w:r>
+        <w:rPr>
+          <w:sz w:val="21"/>
+        </w:rPr>
+        <w:t>- MOQ and true container volume are not explicitly supplied. MOQ is proxied from historical PO minimums; container capacity is modeled as two supplier groupings until CBM, weight, and case-pack data is available.</w:t>
+      </w:r>
+    </w:p>
+    <w:p>
+      <w:r>
+        <w:rPr>
+          <w:sz w:val="21"/>
+        </w:rPr>
+        <w:t>- Planned SKUs have no demand history and require manual launch assumptions.</w:t>
+      </w:r>
+    </w:p>
+    <w:p>
+      <w:r>
+        <w:rPr>
+          <w:b/>
+          <w:sz w:val="24"/>
+        </w:rPr>
         <w:t>Assumptions</w:t>
       </w:r>
     </w:p>
     <w:p>
       <w:r>
-        <w:t>•</w:t>
-      </w:r>
-      <w:r>
-        <w:t xml:space="preserve"> Demand is gross units, not net sales.</w:t>
-      </w:r>
-    </w:p>
-    <w:p>
-      <w:r>
-        <w:t>• Returns are tracked separately and not subtracted from demand unless they are pre-fulfillment cancellations.</w:t>
-      </w:r>
-    </w:p>
-    <w:p>
-      <w:r>
-        <w:t>• Historical promo</w:t>
-      </w:r>
-      <w:r>
-        <w:t xml:space="preserve"> days are de-lifted using expected lift or category fallback.</w:t>
-      </w:r>
-    </w:p>
-    <w:p>
-      <w:r>
-        <w:t>• Discontinued SKUs do not generate reorder recommendations.</w:t>
-      </w:r>
-    </w:p>
-    <w:p>
-      <w:r>
-        <w:t>• Open PO supply is included only when due within the 90-day planning horizon.</w:t>
-      </w:r>
-    </w:p>
-    <w:p>
-      <w:r>
-        <w:t>• Recommended POs require human approval.</w:t>
+        <w:rPr>
+          <w:sz w:val="21"/>
+        </w:rPr>
+        <w:t>- Demand is modeled as gross units, not net sales.</w:t>
+      </w:r>
+    </w:p>
+    <w:p>
+      <w:r>
+        <w:rPr>
+          <w:sz w:val="21"/>
+        </w:rPr>
+        <w:t>- Returns are tracked separately and are not subtracted from demand unless confirmed as pre-fulfillment cancellations.</w:t>
+      </w:r>
+    </w:p>
+    <w:p>
+      <w:r>
+        <w:rPr>
+          <w:sz w:val="21"/>
+        </w:rPr>
+        <w:t>- Historical promotion days are de-lifted using SKU lift, category fallback, or global median lift.</w:t>
+      </w:r>
+    </w:p>
+    <w:p>
+      <w:r>
+        <w:rPr>
+          <w:sz w:val="21"/>
+        </w:rPr>
+        <w:t>- Discontinued SKUs do not generate reorder recommendations.</w:t>
+      </w:r>
+    </w:p>
+    <w:p>
+      <w:r>
+        <w:rPr>
+          <w:sz w:val="21"/>
+        </w:rPr>
+        <w:t>- Open PO supply is included only when due within the 90-day planning horizon.</w:t>
+      </w:r>
+    </w:p>
+    <w:p>
+      <w:r>
+        <w:rPr>
+          <w:sz w:val="21"/>
+        </w:rPr>
+        <w:t>- Recommended POs require human approval before execution.</w:t>
       </w:r>
     </w:p>
     <w:sectPr>
       <w:pgSz w:w="12240" w:h="15840"/>
-      <w:pgMar w:top="720" w:right="720" w:bottom="720" w:left="720" w:header="360" w:footer="360" w:gutter="0"/>
-      <w:cols w:space="720"/>
+      <w:pgMar w:top="720" w:right="720" w:bottom="720" w:left="720" w:header="720" w:footer="720" w:gutter="0"/>
     </w:sectPr>
   </w:body>
 </w:document>

--- a/Deliverables/Decision Brief.docx
+++ b/Deliverables/Decision Brief.docx
@@ -862,6 +862,39 @@
           <w:sz w:val="21"/>
         </w:rPr>
         <w:t>- Recommended POs require human approval before execution.</w:t>
+      </w:r>
+    </w:p>
+    <w:p>
+      <w:r>
+        <w:rPr>
+          <w:b/>
+          <w:sz w:val="24"/>
+        </w:rPr>
+        <w:t>Prototype Boundary Notes</w:t>
+      </w:r>
+    </w:p>
+    <w:p>
+      <w:r>
+        <w:rPr>
+          <w:sz w:val="21"/>
+        </w:rPr>
+        <w:t>Unconstrained demand: observed sales during a stockout are treated as a lower bound. The first-version estimator excludes censored days from normal rate learning and uses recent non-stockout demand, weekday effects, promotion adjustment, and SKU/category fallback to estimate lost demand where supply constrained sales.</w:t>
+      </w:r>
+    </w:p>
+    <w:p>
+      <w:r>
+        <w:rPr>
+          <w:sz w:val="21"/>
+        </w:rPr>
+        <w:t>Optimization framing: the production objective should maximize protected contribution margin and service-risk reduction minus excess inventory penalty, subject to budget, MOQ, lead time, inventory position, lifecycle, and container constraints. The submitted prototype uses an interpretable greedy heuristic because the assessment is time-boxed and container volume fields are unavailable.</w:t>
+      </w:r>
+    </w:p>
+    <w:p>
+      <w:r>
+        <w:rPr>
+          <w:sz w:val="21"/>
+        </w:rPr>
+        <w:t>Uncertainty: initial forecast ranges use rolling-validation error by horizon. Production intervals should be calibrated from empirical residual quantiles segmented by horizon, demand volume, intermittency, and category.</w:t>
       </w:r>
     </w:p>
     <w:sectPr>
